--- a/demo-evidence-fixtures/realistic-pmo-cases/case_02_amber_alpha_infrastructure/02_monthly_progress_report.docx
+++ b/demo-evidence-fixtures/realistic-pmo-cases/case_02_amber_alpha_infrastructure/02_monthly_progress_report.docx
@@ -4,25 +4,43 @@
   <w:body>
     <w:p>
       <w:pPr>
-        <w:jc w:val="left"/>
+        <w:spacing w:after="60"/>
       </w:pPr>
       <w:r>
         <w:rPr>
-          <w:rFonts w:ascii="Arial" w:hAnsi="Arial"/>
+          <w:rFonts w:ascii="Calibri" w:hAnsi="Calibri"/>
           <w:b/>
-          <w:color w:val="1F4E79"/>
-          <w:sz w:val="44"/>
+          <w:color w:val="0F172A"/>
+          <w:sz w:val="48"/>
         </w:rPr>
         <w:t>Monthly Progress Report</w:t>
       </w:r>
     </w:p>
     <w:p>
+      <w:pPr>
+        <w:spacing w:after="60"/>
+      </w:pPr>
       <w:r>
         <w:rPr>
-          <w:color w:val="595959"/>
-          <w:sz w:val="22"/>
+          <w:rFonts w:ascii="Calibri" w:hAnsi="Calibri"/>
+          <w:b/>
+          <w:color w:val="1D4ED8"/>
+          <w:sz w:val="28"/>
         </w:rPr>
         <w:t>Alpha Infrastructure Program</w:t>
+      </w:r>
+    </w:p>
+    <w:p>
+      <w:pPr>
+        <w:spacing w:after="280"/>
+      </w:pPr>
+      <w:r>
+        <w:rPr>
+          <w:rFonts w:ascii="Calibri" w:hAnsi="Calibri"/>
+          <w:color w:val="475569"/>
+          <w:sz w:val="18"/>
+        </w:rPr>
+        <w:t>Reporting period: May 2026 | Prepared for: Capital Delivery Board</w:t>
       </w:r>
     </w:p>
     <w:p>
@@ -30,12 +48,12 @@
         <w:pStyle w:val="Heading1"/>
       </w:pPr>
       <w:r>
-        <w:t>Executive Narrative</w:t>
+        <w:t>Executive narrative</w:t>
       </w:r>
     </w:p>
     <w:p>
       <w:r>
-        <w:t>The program needs management attention. Installation progress is below the baseline, the forecast is above the approved budget, and metering approval evidence is incomplete. The delivery team has a recovery proposal, but the plan has not yet been fully evidenced.</w:t>
+        <w:t>The program needs management attention. Forecast cost is 4.0 percent above baseline, Building A completion is fourteen days late, and a high-risk mitigation is seven days overdue.</w:t>
       </w:r>
     </w:p>
     <w:p>
@@ -43,29 +61,48 @@
         <w:pStyle w:val="Heading1"/>
       </w:pPr>
       <w:r>
-        <w:t>Current Control Position</w:t>
+        <w:t>Current control position</w:t>
       </w:r>
     </w:p>
     <w:tbl>
       <w:tblPr>
         <w:tblStyle w:val="TableGrid"/>
-        <w:tblW w:type="auto" w:w="0"/>
+        <w:tblW w:type="dxa" w:w="9360"/>
+        <w:jc w:val="left"/>
+        <w:tblLayout w:type="fixed"/>
         <w:tblLook w:firstColumn="1" w:firstRow="1" w:lastColumn="0" w:lastRow="0" w:noHBand="0" w:noVBand="1" w:val="04A0"/>
+        <w:tblInd w:w="120" w:type="dxa"/>
       </w:tblPr>
       <w:tblGrid>
-        <w:gridCol w:w="4320"/>
-        <w:gridCol w:w="4320"/>
+        <w:gridCol w:w="4680"/>
+        <w:gridCol w:w="4680"/>
       </w:tblGrid>
       <w:tr>
+        <w:trPr>
+          <w:tblHeader w:val="true"/>
+        </w:trPr>
         <w:tc>
           <w:tcPr>
-            <w:tcW w:type="dxa" w:w="3024"/>
-            <w:shd w:fill="D9EAF7"/>
+            <w:tcW w:type="dxa" w:w="3744"/>
+            <w:vAlign w:val="center"/>
+            <w:shd w:fill="F1F5F9"/>
+            <w:tcMar>
+              <w:top w:w="80" w:type="dxa"/>
+              <w:start w:w="120" w:type="dxa"/>
+              <w:bottom w:w="80" w:type="dxa"/>
+              <w:end w:w="120" w:type="dxa"/>
+            </w:tcMar>
           </w:tcPr>
           <w:p>
+            <w:pPr>
+              <w:spacing w:after="0"/>
+            </w:pPr>
             <w:r>
               <w:rPr>
+                <w:rFonts w:ascii="Calibri" w:hAnsi="Calibri"/>
                 <w:b/>
+                <w:color w:val="0F172A"/>
+                <w:sz w:val="18"/>
               </w:rPr>
               <w:t>Field</w:t>
             </w:r>
@@ -73,15 +110,28 @@
         </w:tc>
         <w:tc>
           <w:tcPr>
-            <w:tcW w:type="dxa" w:w="6768"/>
-            <w:shd w:fill="D9EAF7"/>
+            <w:tcW w:type="dxa" w:w="5616"/>
+            <w:vAlign w:val="center"/>
+            <w:shd w:fill="F1F5F9"/>
+            <w:tcMar>
+              <w:top w:w="80" w:type="dxa"/>
+              <w:start w:w="120" w:type="dxa"/>
+              <w:bottom w:w="80" w:type="dxa"/>
+              <w:end w:w="120" w:type="dxa"/>
+            </w:tcMar>
           </w:tcPr>
           <w:p>
+            <w:pPr>
+              <w:spacing w:after="0"/>
+            </w:pPr>
             <w:r>
               <w:rPr>
+                <w:rFonts w:ascii="Calibri" w:hAnsi="Calibri"/>
                 <w:b/>
+                <w:color w:val="0F172A"/>
+                <w:sz w:val="18"/>
               </w:rPr>
-              <w:t>Value</w:t>
+              <w:t>Current evidence</w:t>
             </w:r>
           </w:p>
         </w:tc>
@@ -89,20 +139,50 @@
       <w:tr>
         <w:tc>
           <w:tcPr>
-            <w:tcW w:type="dxa" w:w="3024"/>
+            <w:tcW w:type="dxa" w:w="3744"/>
+            <w:vAlign w:val="center"/>
+            <w:tcMar>
+              <w:top w:w="80" w:type="dxa"/>
+              <w:start w:w="120" w:type="dxa"/>
+              <w:bottom w:w="80" w:type="dxa"/>
+              <w:end w:w="120" w:type="dxa"/>
+            </w:tcMar>
           </w:tcPr>
           <w:p>
+            <w:pPr>
+              <w:spacing w:after="0"/>
+            </w:pPr>
             <w:r>
-              <w:t>Reporting Period</w:t>
+              <w:rPr>
+                <w:rFonts w:ascii="Calibri" w:hAnsi="Calibri"/>
+                <w:color w:val="0F172A"/>
+                <w:sz w:val="18"/>
+              </w:rPr>
+              <w:t>Reporting period</w:t>
             </w:r>
           </w:p>
         </w:tc>
         <w:tc>
           <w:tcPr>
-            <w:tcW w:type="dxa" w:w="6768"/>
+            <w:tcW w:type="dxa" w:w="5616"/>
+            <w:vAlign w:val="center"/>
+            <w:tcMar>
+              <w:top w:w="80" w:type="dxa"/>
+              <w:start w:w="120" w:type="dxa"/>
+              <w:bottom w:w="80" w:type="dxa"/>
+              <w:end w:w="120" w:type="dxa"/>
+            </w:tcMar>
           </w:tcPr>
           <w:p>
+            <w:pPr>
+              <w:spacing w:after="0"/>
+            </w:pPr>
             <w:r>
+              <w:rPr>
+                <w:rFonts w:ascii="Calibri" w:hAnsi="Calibri"/>
+                <w:color w:val="0F172A"/>
+                <w:sz w:val="18"/>
+              </w:rPr>
               <w:t>May 2026</w:t>
             </w:r>
           </w:p>
@@ -111,21 +191,51 @@
       <w:tr>
         <w:tc>
           <w:tcPr>
-            <w:tcW w:type="dxa" w:w="3024"/>
+            <w:tcW w:type="dxa" w:w="3744"/>
+            <w:vAlign w:val="center"/>
+            <w:tcMar>
+              <w:top w:w="80" w:type="dxa"/>
+              <w:start w:w="120" w:type="dxa"/>
+              <w:bottom w:w="80" w:type="dxa"/>
+              <w:end w:w="120" w:type="dxa"/>
+            </w:tcMar>
           </w:tcPr>
           <w:p>
+            <w:pPr>
+              <w:spacing w:after="0"/>
+            </w:pPr>
             <w:r>
-              <w:t>Prepared For</w:t>
+              <w:rPr>
+                <w:rFonts w:ascii="Calibri" w:hAnsi="Calibri"/>
+                <w:color w:val="0F172A"/>
+                <w:sz w:val="18"/>
+              </w:rPr>
+              <w:t>Approved budget</w:t>
             </w:r>
           </w:p>
         </w:tc>
         <w:tc>
           <w:tcPr>
-            <w:tcW w:type="dxa" w:w="6768"/>
+            <w:tcW w:type="dxa" w:w="5616"/>
+            <w:vAlign w:val="center"/>
+            <w:tcMar>
+              <w:top w:w="80" w:type="dxa"/>
+              <w:start w:w="120" w:type="dxa"/>
+              <w:bottom w:w="80" w:type="dxa"/>
+              <w:end w:w="120" w:type="dxa"/>
+            </w:tcMar>
           </w:tcPr>
           <w:p>
+            <w:pPr>
+              <w:spacing w:after="0"/>
+            </w:pPr>
             <w:r>
-              <w:t>Capital Delivery Board</w:t>
+              <w:rPr>
+                <w:rFonts w:ascii="Calibri" w:hAnsi="Calibri"/>
+                <w:color w:val="0F172A"/>
+                <w:sz w:val="18"/>
+              </w:rPr>
+              <w:t>USD 4,300,000</w:t>
             </w:r>
           </w:p>
         </w:tc>
@@ -133,21 +243,51 @@
       <w:tr>
         <w:tc>
           <w:tcPr>
-            <w:tcW w:type="dxa" w:w="3024"/>
+            <w:tcW w:type="dxa" w:w="3744"/>
+            <w:vAlign w:val="center"/>
+            <w:tcMar>
+              <w:top w:w="80" w:type="dxa"/>
+              <w:start w:w="120" w:type="dxa"/>
+              <w:bottom w:w="80" w:type="dxa"/>
+              <w:end w:w="120" w:type="dxa"/>
+            </w:tcMar>
           </w:tcPr>
           <w:p>
+            <w:pPr>
+              <w:spacing w:after="0"/>
+            </w:pPr>
             <w:r>
-              <w:t>Prepared By</w:t>
+              <w:rPr>
+                <w:rFonts w:ascii="Calibri" w:hAnsi="Calibri"/>
+                <w:color w:val="0F172A"/>
+                <w:sz w:val="18"/>
+              </w:rPr>
+              <w:t>Current forecast at completion</w:t>
             </w:r>
           </w:p>
         </w:tc>
         <w:tc>
           <w:tcPr>
-            <w:tcW w:type="dxa" w:w="6768"/>
+            <w:tcW w:type="dxa" w:w="5616"/>
+            <w:vAlign w:val="center"/>
+            <w:tcMar>
+              <w:top w:w="80" w:type="dxa"/>
+              <w:start w:w="120" w:type="dxa"/>
+              <w:bottom w:w="80" w:type="dxa"/>
+              <w:end w:w="120" w:type="dxa"/>
+            </w:tcMar>
           </w:tcPr>
           <w:p>
+            <w:pPr>
+              <w:spacing w:after="0"/>
+            </w:pPr>
             <w:r>
-              <w:t>PMO Assurance Team</w:t>
+              <w:rPr>
+                <w:rFonts w:ascii="Calibri" w:hAnsi="Calibri"/>
+                <w:color w:val="0F172A"/>
+                <w:sz w:val="18"/>
+              </w:rPr>
+              <w:t>USD 4,472,000</w:t>
             </w:r>
           </w:p>
         </w:tc>
@@ -155,21 +295,51 @@
       <w:tr>
         <w:tc>
           <w:tcPr>
-            <w:tcW w:type="dxa" w:w="3024"/>
+            <w:tcW w:type="dxa" w:w="3744"/>
+            <w:vAlign w:val="center"/>
+            <w:tcMar>
+              <w:top w:w="80" w:type="dxa"/>
+              <w:start w:w="120" w:type="dxa"/>
+              <w:bottom w:w="80" w:type="dxa"/>
+              <w:end w:w="120" w:type="dxa"/>
+            </w:tcMar>
           </w:tcPr>
           <w:p>
+            <w:pPr>
+              <w:spacing w:after="0"/>
+            </w:pPr>
             <w:r>
-              <w:t>Planned Progress</w:t>
+              <w:rPr>
+                <w:rFonts w:ascii="Calibri" w:hAnsi="Calibri"/>
+                <w:color w:val="0F172A"/>
+                <w:sz w:val="18"/>
+              </w:rPr>
+              <w:t>Current actual cost</w:t>
             </w:r>
           </w:p>
         </w:tc>
         <w:tc>
           <w:tcPr>
-            <w:tcW w:type="dxa" w:w="6768"/>
+            <w:tcW w:type="dxa" w:w="5616"/>
+            <w:vAlign w:val="center"/>
+            <w:tcMar>
+              <w:top w:w="80" w:type="dxa"/>
+              <w:start w:w="120" w:type="dxa"/>
+              <w:bottom w:w="80" w:type="dxa"/>
+              <w:end w:w="120" w:type="dxa"/>
+            </w:tcMar>
           </w:tcPr>
           <w:p>
+            <w:pPr>
+              <w:spacing w:after="0"/>
+            </w:pPr>
             <w:r>
-              <w:t>54%</w:t>
+              <w:rPr>
+                <w:rFonts w:ascii="Calibri" w:hAnsi="Calibri"/>
+                <w:color w:val="0F172A"/>
+                <w:sz w:val="18"/>
+              </w:rPr>
+              <w:t>USD 2,530,000</w:t>
             </w:r>
           </w:p>
         </w:tc>
@@ -177,21 +347,51 @@
       <w:tr>
         <w:tc>
           <w:tcPr>
-            <w:tcW w:type="dxa" w:w="3024"/>
+            <w:tcW w:type="dxa" w:w="3744"/>
+            <w:vAlign w:val="center"/>
+            <w:tcMar>
+              <w:top w:w="80" w:type="dxa"/>
+              <w:start w:w="120" w:type="dxa"/>
+              <w:bottom w:w="80" w:type="dxa"/>
+              <w:end w:w="120" w:type="dxa"/>
+            </w:tcMar>
           </w:tcPr>
           <w:p>
+            <w:pPr>
+              <w:spacing w:after="0"/>
+            </w:pPr>
             <w:r>
-              <w:t>Actual Progress</w:t>
+              <w:rPr>
+                <w:rFonts w:ascii="Calibri" w:hAnsi="Calibri"/>
+                <w:color w:val="0F172A"/>
+                <w:sz w:val="18"/>
+              </w:rPr>
+              <w:t>Approved milestone</w:t>
             </w:r>
           </w:p>
         </w:tc>
         <w:tc>
           <w:tcPr>
-            <w:tcW w:type="dxa" w:w="6768"/>
+            <w:tcW w:type="dxa" w:w="5616"/>
+            <w:vAlign w:val="center"/>
+            <w:tcMar>
+              <w:top w:w="80" w:type="dxa"/>
+              <w:start w:w="120" w:type="dxa"/>
+              <w:bottom w:w="80" w:type="dxa"/>
+              <w:end w:w="120" w:type="dxa"/>
+            </w:tcMar>
           </w:tcPr>
           <w:p>
+            <w:pPr>
+              <w:spacing w:after="0"/>
+            </w:pPr>
             <w:r>
-              <w:t>43%</w:t>
+              <w:rPr>
+                <w:rFonts w:ascii="Calibri" w:hAnsi="Calibri"/>
+                <w:color w:val="0F172A"/>
+                <w:sz w:val="18"/>
+              </w:rPr>
+              <w:t>Building A installation complete on 2026-05-25</w:t>
             </w:r>
           </w:p>
         </w:tc>
@@ -199,21 +399,51 @@
       <w:tr>
         <w:tc>
           <w:tcPr>
-            <w:tcW w:type="dxa" w:w="3024"/>
+            <w:tcW w:type="dxa" w:w="3744"/>
+            <w:vAlign w:val="center"/>
+            <w:tcMar>
+              <w:top w:w="80" w:type="dxa"/>
+              <w:start w:w="120" w:type="dxa"/>
+              <w:bottom w:w="80" w:type="dxa"/>
+              <w:end w:w="120" w:type="dxa"/>
+            </w:tcMar>
           </w:tcPr>
           <w:p>
+            <w:pPr>
+              <w:spacing w:after="0"/>
+            </w:pPr>
             <w:r>
-              <w:t>Approved Budget USD</w:t>
+              <w:rPr>
+                <w:rFonts w:ascii="Calibri" w:hAnsi="Calibri"/>
+                <w:color w:val="0F172A"/>
+                <w:sz w:val="18"/>
+              </w:rPr>
+              <w:t>Current forecast milestone</w:t>
             </w:r>
           </w:p>
         </w:tc>
         <w:tc>
           <w:tcPr>
-            <w:tcW w:type="dxa" w:w="6768"/>
+            <w:tcW w:type="dxa" w:w="5616"/>
+            <w:vAlign w:val="center"/>
+            <w:tcMar>
+              <w:top w:w="80" w:type="dxa"/>
+              <w:start w:w="120" w:type="dxa"/>
+              <w:bottom w:w="80" w:type="dxa"/>
+              <w:end w:w="120" w:type="dxa"/>
+            </w:tcMar>
           </w:tcPr>
           <w:p>
+            <w:pPr>
+              <w:spacing w:after="0"/>
+            </w:pPr>
             <w:r>
-              <w:t>4,300,000</w:t>
+              <w:rPr>
+                <w:rFonts w:ascii="Calibri" w:hAnsi="Calibri"/>
+                <w:color w:val="0F172A"/>
+                <w:sz w:val="18"/>
+              </w:rPr>
+              <w:t>Building A installation complete on 2026-06-08</w:t>
             </w:r>
           </w:p>
         </w:tc>
@@ -221,21 +451,311 @@
       <w:tr>
         <w:tc>
           <w:tcPr>
-            <w:tcW w:type="dxa" w:w="3024"/>
+            <w:tcW w:type="dxa" w:w="3744"/>
+            <w:vAlign w:val="center"/>
+            <w:tcMar>
+              <w:top w:w="80" w:type="dxa"/>
+              <w:start w:w="120" w:type="dxa"/>
+              <w:bottom w:w="80" w:type="dxa"/>
+              <w:end w:w="120" w:type="dxa"/>
+            </w:tcMar>
           </w:tcPr>
           <w:p>
+            <w:pPr>
+              <w:spacing w:after="0"/>
+            </w:pPr>
             <w:r>
-              <w:t>Forecast Budget USD</w:t>
+              <w:rPr>
+                <w:rFonts w:ascii="Calibri" w:hAnsi="Calibri"/>
+                <w:color w:val="0F172A"/>
+                <w:sz w:val="18"/>
+              </w:rPr>
+              <w:t>Open critical risks</w:t>
             </w:r>
           </w:p>
         </w:tc>
         <w:tc>
           <w:tcPr>
-            <w:tcW w:type="dxa" w:w="6768"/>
+            <w:tcW w:type="dxa" w:w="5616"/>
+            <w:vAlign w:val="center"/>
+            <w:tcMar>
+              <w:top w:w="80" w:type="dxa"/>
+              <w:start w:w="120" w:type="dxa"/>
+              <w:bottom w:w="80" w:type="dxa"/>
+              <w:end w:w="120" w:type="dxa"/>
+            </w:tcMar>
           </w:tcPr>
           <w:p>
+            <w:pPr>
+              <w:spacing w:after="0"/>
+            </w:pPr>
             <w:r>
-              <w:t>4,550,000</w:t>
+              <w:rPr>
+                <w:rFonts w:ascii="Calibri" w:hAnsi="Calibri"/>
+                <w:color w:val="0F172A"/>
+                <w:sz w:val="18"/>
+              </w:rPr>
+              <w:t>0</w:t>
+            </w:r>
+          </w:p>
+        </w:tc>
+      </w:tr>
+      <w:tr>
+        <w:tc>
+          <w:tcPr>
+            <w:tcW w:type="dxa" w:w="3744"/>
+            <w:vAlign w:val="center"/>
+            <w:tcMar>
+              <w:top w:w="80" w:type="dxa"/>
+              <w:start w:w="120" w:type="dxa"/>
+              <w:bottom w:w="80" w:type="dxa"/>
+              <w:end w:w="120" w:type="dxa"/>
+            </w:tcMar>
+          </w:tcPr>
+          <w:p>
+            <w:pPr>
+              <w:spacing w:after="0"/>
+            </w:pPr>
+            <w:r>
+              <w:rPr>
+                <w:rFonts w:ascii="Calibri" w:hAnsi="Calibri"/>
+                <w:color w:val="0F172A"/>
+                <w:sz w:val="18"/>
+              </w:rPr>
+              <w:t>Open high risks</w:t>
+            </w:r>
+          </w:p>
+        </w:tc>
+        <w:tc>
+          <w:tcPr>
+            <w:tcW w:type="dxa" w:w="5616"/>
+            <w:vAlign w:val="center"/>
+            <w:tcMar>
+              <w:top w:w="80" w:type="dxa"/>
+              <w:start w:w="120" w:type="dxa"/>
+              <w:bottom w:w="80" w:type="dxa"/>
+              <w:end w:w="120" w:type="dxa"/>
+            </w:tcMar>
+          </w:tcPr>
+          <w:p>
+            <w:pPr>
+              <w:spacing w:after="0"/>
+            </w:pPr>
+            <w:r>
+              <w:rPr>
+                <w:rFonts w:ascii="Calibri" w:hAnsi="Calibri"/>
+                <w:color w:val="0F172A"/>
+                <w:sz w:val="18"/>
+              </w:rPr>
+              <w:t>1</w:t>
+            </w:r>
+          </w:p>
+        </w:tc>
+      </w:tr>
+      <w:tr>
+        <w:tc>
+          <w:tcPr>
+            <w:tcW w:type="dxa" w:w="3744"/>
+            <w:vAlign w:val="center"/>
+            <w:tcMar>
+              <w:top w:w="80" w:type="dxa"/>
+              <w:start w:w="120" w:type="dxa"/>
+              <w:bottom w:w="80" w:type="dxa"/>
+              <w:end w:w="120" w:type="dxa"/>
+            </w:tcMar>
+          </w:tcPr>
+          <w:p>
+            <w:pPr>
+              <w:spacing w:after="0"/>
+            </w:pPr>
+            <w:r>
+              <w:rPr>
+                <w:rFonts w:ascii="Calibri" w:hAnsi="Calibri"/>
+                <w:color w:val="0F172A"/>
+                <w:sz w:val="18"/>
+              </w:rPr>
+              <w:t>High risks missing owner or mitigation</w:t>
+            </w:r>
+          </w:p>
+        </w:tc>
+        <w:tc>
+          <w:tcPr>
+            <w:tcW w:type="dxa" w:w="5616"/>
+            <w:vAlign w:val="center"/>
+            <w:tcMar>
+              <w:top w:w="80" w:type="dxa"/>
+              <w:start w:w="120" w:type="dxa"/>
+              <w:bottom w:w="80" w:type="dxa"/>
+              <w:end w:w="120" w:type="dxa"/>
+            </w:tcMar>
+          </w:tcPr>
+          <w:p>
+            <w:pPr>
+              <w:spacing w:after="0"/>
+            </w:pPr>
+            <w:r>
+              <w:rPr>
+                <w:rFonts w:ascii="Calibri" w:hAnsi="Calibri"/>
+                <w:color w:val="0F172A"/>
+                <w:sz w:val="18"/>
+              </w:rPr>
+              <w:t>0</w:t>
+            </w:r>
+          </w:p>
+        </w:tc>
+      </w:tr>
+      <w:tr>
+        <w:tc>
+          <w:tcPr>
+            <w:tcW w:type="dxa" w:w="3744"/>
+            <w:vAlign w:val="center"/>
+            <w:tcMar>
+              <w:top w:w="80" w:type="dxa"/>
+              <w:start w:w="120" w:type="dxa"/>
+              <w:bottom w:w="80" w:type="dxa"/>
+              <w:end w:w="120" w:type="dxa"/>
+            </w:tcMar>
+          </w:tcPr>
+          <w:p>
+            <w:pPr>
+              <w:spacing w:after="0"/>
+            </w:pPr>
+            <w:r>
+              <w:rPr>
+                <w:rFonts w:ascii="Calibri" w:hAnsi="Calibri"/>
+                <w:color w:val="0F172A"/>
+                <w:sz w:val="18"/>
+              </w:rPr>
+              <w:t>Increased high risks</w:t>
+            </w:r>
+          </w:p>
+        </w:tc>
+        <w:tc>
+          <w:tcPr>
+            <w:tcW w:type="dxa" w:w="5616"/>
+            <w:vAlign w:val="center"/>
+            <w:tcMar>
+              <w:top w:w="80" w:type="dxa"/>
+              <w:start w:w="120" w:type="dxa"/>
+              <w:bottom w:w="80" w:type="dxa"/>
+              <w:end w:w="120" w:type="dxa"/>
+            </w:tcMar>
+          </w:tcPr>
+          <w:p>
+            <w:pPr>
+              <w:spacing w:after="0"/>
+            </w:pPr>
+            <w:r>
+              <w:rPr>
+                <w:rFonts w:ascii="Calibri" w:hAnsi="Calibri"/>
+                <w:color w:val="0F172A"/>
+                <w:sz w:val="18"/>
+              </w:rPr>
+              <w:t>0</w:t>
+            </w:r>
+          </w:p>
+        </w:tc>
+      </w:tr>
+      <w:tr>
+        <w:tc>
+          <w:tcPr>
+            <w:tcW w:type="dxa" w:w="3744"/>
+            <w:vAlign w:val="center"/>
+            <w:tcMar>
+              <w:top w:w="80" w:type="dxa"/>
+              <w:start w:w="120" w:type="dxa"/>
+              <w:bottom w:w="80" w:type="dxa"/>
+              <w:end w:w="120" w:type="dxa"/>
+            </w:tcMar>
+          </w:tcPr>
+          <w:p>
+            <w:pPr>
+              <w:spacing w:after="0"/>
+            </w:pPr>
+            <w:r>
+              <w:rPr>
+                <w:rFonts w:ascii="Calibri" w:hAnsi="Calibri"/>
+                <w:color w:val="0F172A"/>
+                <w:sz w:val="18"/>
+              </w:rPr>
+              <w:t>New high risks</w:t>
+            </w:r>
+          </w:p>
+        </w:tc>
+        <w:tc>
+          <w:tcPr>
+            <w:tcW w:type="dxa" w:w="5616"/>
+            <w:vAlign w:val="center"/>
+            <w:tcMar>
+              <w:top w:w="80" w:type="dxa"/>
+              <w:start w:w="120" w:type="dxa"/>
+              <w:bottom w:w="80" w:type="dxa"/>
+              <w:end w:w="120" w:type="dxa"/>
+            </w:tcMar>
+          </w:tcPr>
+          <w:p>
+            <w:pPr>
+              <w:spacing w:after="0"/>
+            </w:pPr>
+            <w:r>
+              <w:rPr>
+                <w:rFonts w:ascii="Calibri" w:hAnsi="Calibri"/>
+                <w:color w:val="0F172A"/>
+                <w:sz w:val="18"/>
+              </w:rPr>
+              <w:t>0</w:t>
+            </w:r>
+          </w:p>
+        </w:tc>
+      </w:tr>
+      <w:tr>
+        <w:tc>
+          <w:tcPr>
+            <w:tcW w:type="dxa" w:w="3744"/>
+            <w:vAlign w:val="center"/>
+            <w:tcMar>
+              <w:top w:w="80" w:type="dxa"/>
+              <w:start w:w="120" w:type="dxa"/>
+              <w:bottom w:w="80" w:type="dxa"/>
+              <w:end w:w="120" w:type="dxa"/>
+            </w:tcMar>
+          </w:tcPr>
+          <w:p>
+            <w:pPr>
+              <w:spacing w:after="0"/>
+            </w:pPr>
+            <w:r>
+              <w:rPr>
+                <w:rFonts w:ascii="Calibri" w:hAnsi="Calibri"/>
+                <w:color w:val="0F172A"/>
+                <w:sz w:val="18"/>
+              </w:rPr>
+              <w:t>Maximum mitigation overdue days</w:t>
+            </w:r>
+          </w:p>
+        </w:tc>
+        <w:tc>
+          <w:tcPr>
+            <w:tcW w:type="dxa" w:w="5616"/>
+            <w:vAlign w:val="center"/>
+            <w:tcMar>
+              <w:top w:w="80" w:type="dxa"/>
+              <w:start w:w="120" w:type="dxa"/>
+              <w:bottom w:w="80" w:type="dxa"/>
+              <w:end w:w="120" w:type="dxa"/>
+            </w:tcMar>
+          </w:tcPr>
+          <w:p>
+            <w:pPr>
+              <w:spacing w:after="0"/>
+            </w:pPr>
+            <w:r>
+              <w:rPr>
+                <w:rFonts w:ascii="Calibri" w:hAnsi="Calibri"/>
+                <w:color w:val="0F172A"/>
+                <w:sz w:val="18"/>
+              </w:rPr>
+              <w:t>7</w:t>
             </w:r>
           </w:p>
         </w:tc>
@@ -247,75 +767,105 @@
         <w:pStyle w:val="Heading1"/>
       </w:pPr>
       <w:r>
-        <w:t>Milestone Status Update</w:t>
+        <w:t>Delivery progress</w:t>
       </w:r>
     </w:p>
     <w:tbl>
       <w:tblPr>
         <w:tblStyle w:val="TableGrid"/>
-        <w:tblW w:type="auto" w:w="0"/>
+        <w:tblW w:type="dxa" w:w="9360"/>
+        <w:jc w:val="left"/>
+        <w:tblLayout w:type="fixed"/>
         <w:tblLook w:firstColumn="1" w:firstRow="1" w:lastColumn="0" w:lastRow="0" w:noHBand="0" w:noVBand="1" w:val="04A0"/>
+        <w:tblInd w:w="120" w:type="dxa"/>
       </w:tblPr>
       <w:tblGrid>
-        <w:gridCol w:w="2160"/>
-        <w:gridCol w:w="2160"/>
-        <w:gridCol w:w="2160"/>
-        <w:gridCol w:w="2160"/>
+        <w:gridCol w:w="3120"/>
+        <w:gridCol w:w="3120"/>
+        <w:gridCol w:w="3120"/>
       </w:tblGrid>
       <w:tr>
+        <w:trPr>
+          <w:tblHeader w:val="true"/>
+        </w:trPr>
         <w:tc>
           <w:tcPr>
-            <w:tcW w:type="dxa" w:w="3456"/>
-            <w:shd w:fill="D9EAF7"/>
+            <w:tcW w:type="dxa" w:w="4752"/>
+            <w:vAlign w:val="center"/>
+            <w:shd w:fill="F1F5F9"/>
+            <w:tcMar>
+              <w:top w:w="80" w:type="dxa"/>
+              <w:start w:w="120" w:type="dxa"/>
+              <w:bottom w:w="80" w:type="dxa"/>
+              <w:end w:w="120" w:type="dxa"/>
+            </w:tcMar>
           </w:tcPr>
           <w:p>
+            <w:pPr>
+              <w:spacing w:after="0"/>
+            </w:pPr>
             <w:r>
               <w:rPr>
+                <w:rFonts w:ascii="Calibri" w:hAnsi="Calibri"/>
                 <w:b/>
+                <w:color w:val="0F172A"/>
+                <w:sz w:val="18"/>
               </w:rPr>
-              <w:t>Milestone</w:t>
+              <w:t>Measure</w:t>
             </w:r>
           </w:p>
         </w:tc>
         <w:tc>
           <w:tcPr>
-            <w:tcW w:type="dxa" w:w="1728"/>
-            <w:shd w:fill="D9EAF7"/>
+            <w:tcW w:type="dxa" w:w="2304"/>
+            <w:vAlign w:val="center"/>
+            <w:shd w:fill="F1F5F9"/>
+            <w:tcMar>
+              <w:top w:w="80" w:type="dxa"/>
+              <w:start w:w="120" w:type="dxa"/>
+              <w:bottom w:w="80" w:type="dxa"/>
+              <w:end w:w="120" w:type="dxa"/>
+            </w:tcMar>
           </w:tcPr>
           <w:p>
+            <w:pPr>
+              <w:spacing w:after="0"/>
+            </w:pPr>
             <w:r>
               <w:rPr>
+                <w:rFonts w:ascii="Calibri" w:hAnsi="Calibri"/>
                 <w:b/>
+                <w:color w:val="0F172A"/>
+                <w:sz w:val="18"/>
               </w:rPr>
-              <w:t>Baseline Date</w:t>
+              <w:t>Planned</w:t>
             </w:r>
           </w:p>
         </w:tc>
         <w:tc>
           <w:tcPr>
-            <w:tcW w:type="dxa" w:w="1728"/>
-            <w:shd w:fill="D9EAF7"/>
+            <w:tcW w:type="dxa" w:w="2304"/>
+            <w:vAlign w:val="center"/>
+            <w:shd w:fill="F1F5F9"/>
+            <w:tcMar>
+              <w:top w:w="80" w:type="dxa"/>
+              <w:start w:w="120" w:type="dxa"/>
+              <w:bottom w:w="80" w:type="dxa"/>
+              <w:end w:w="120" w:type="dxa"/>
+            </w:tcMar>
           </w:tcPr>
           <w:p>
+            <w:pPr>
+              <w:spacing w:after="0"/>
+            </w:pPr>
             <w:r>
               <w:rPr>
+                <w:rFonts w:ascii="Calibri" w:hAnsi="Calibri"/>
                 <w:b/>
+                <w:color w:val="0F172A"/>
+                <w:sz w:val="18"/>
               </w:rPr>
-              <w:t>Current Status</w:t>
-            </w:r>
-          </w:p>
-        </w:tc>
-        <w:tc>
-          <w:tcPr>
-            <w:tcW w:type="dxa" w:w="3168"/>
-            <w:shd w:fill="D9EAF7"/>
-          </w:tcPr>
-          <w:p>
-            <w:r>
-              <w:rPr>
-                <w:b/>
-              </w:rPr>
-              <w:t>Current Note</w:t>
+              <w:t>Actual</w:t>
             </w:r>
           </w:p>
         </w:tc>
@@ -323,167 +873,76 @@
       <w:tr>
         <w:tc>
           <w:tcPr>
-            <w:tcW w:type="dxa" w:w="3456"/>
+            <w:tcW w:type="dxa" w:w="4752"/>
+            <w:vAlign w:val="center"/>
+            <w:tcMar>
+              <w:top w:w="80" w:type="dxa"/>
+              <w:start w:w="120" w:type="dxa"/>
+              <w:bottom w:w="80" w:type="dxa"/>
+              <w:end w:w="120" w:type="dxa"/>
+            </w:tcMar>
           </w:tcPr>
           <w:p>
+            <w:pPr>
+              <w:spacing w:after="0"/>
+            </w:pPr>
             <w:r>
-              <w:t>Energy audit baseline approved</w:t>
+              <w:rPr>
+                <w:rFonts w:ascii="Calibri" w:hAnsi="Calibri"/>
+                <w:color w:val="0F172A"/>
+                <w:sz w:val="18"/>
+              </w:rPr>
+              <w:t>Overall progress</w:t>
             </w:r>
           </w:p>
         </w:tc>
         <w:tc>
           <w:tcPr>
-            <w:tcW w:type="dxa" w:w="1728"/>
+            <w:tcW w:type="dxa" w:w="2304"/>
+            <w:vAlign w:val="center"/>
+            <w:tcMar>
+              <w:top w:w="80" w:type="dxa"/>
+              <w:start w:w="120" w:type="dxa"/>
+              <w:bottom w:w="80" w:type="dxa"/>
+              <w:end w:w="120" w:type="dxa"/>
+            </w:tcMar>
           </w:tcPr>
           <w:p>
+            <w:pPr>
+              <w:spacing w:after="0"/>
+            </w:pPr>
             <w:r>
-              <w:t>2026-02-20</w:t>
+              <w:rPr>
+                <w:rFonts w:ascii="Calibri" w:hAnsi="Calibri"/>
+                <w:color w:val="0F172A"/>
+                <w:sz w:val="18"/>
+              </w:rPr>
+              <w:t>54%</w:t>
             </w:r>
           </w:p>
         </w:tc>
         <w:tc>
           <w:tcPr>
-            <w:tcW w:type="dxa" w:w="1728"/>
+            <w:tcW w:type="dxa" w:w="2304"/>
+            <w:vAlign w:val="center"/>
+            <w:tcMar>
+              <w:top w:w="80" w:type="dxa"/>
+              <w:start w:w="120" w:type="dxa"/>
+              <w:bottom w:w="80" w:type="dxa"/>
+              <w:end w:w="120" w:type="dxa"/>
+            </w:tcMar>
           </w:tcPr>
           <w:p>
+            <w:pPr>
+              <w:spacing w:after="0"/>
+            </w:pPr>
             <w:r>
-              <w:t>Completed</w:t>
-            </w:r>
-          </w:p>
-        </w:tc>
-        <w:tc>
-          <w:tcPr>
-            <w:tcW w:type="dxa" w:w="3168"/>
-          </w:tcPr>
-          <w:p>
-            <w:r>
-              <w:t>Completed on 2026-02-18</w:t>
-            </w:r>
-          </w:p>
-        </w:tc>
-      </w:tr>
-      <w:tr>
-        <w:tc>
-          <w:tcPr>
-            <w:tcW w:type="dxa" w:w="3456"/>
-          </w:tcPr>
-          <w:p>
-            <w:r>
-              <w:t>Smart meter procurement award</w:t>
-            </w:r>
-          </w:p>
-        </w:tc>
-        <w:tc>
-          <w:tcPr>
-            <w:tcW w:type="dxa" w:w="1728"/>
-          </w:tcPr>
-          <w:p>
-            <w:r>
-              <w:t>2026-04-30</w:t>
-            </w:r>
-          </w:p>
-        </w:tc>
-        <w:tc>
-          <w:tcPr>
-            <w:tcW w:type="dxa" w:w="1728"/>
-          </w:tcPr>
-          <w:p>
-            <w:r>
-              <w:t>Completed Late</w:t>
-            </w:r>
-          </w:p>
-        </w:tc>
-        <w:tc>
-          <w:tcPr>
-            <w:tcW w:type="dxa" w:w="3168"/>
-          </w:tcPr>
-          <w:p>
-            <w:r>
-              <w:t>Award completed on 2026-05-03</w:t>
-            </w:r>
-          </w:p>
-        </w:tc>
-      </w:tr>
-      <w:tr>
-        <w:tc>
-          <w:tcPr>
-            <w:tcW w:type="dxa" w:w="3456"/>
-          </w:tcPr>
-          <w:p>
-            <w:r>
-              <w:t>Building A installation complete</w:t>
-            </w:r>
-          </w:p>
-        </w:tc>
-        <w:tc>
-          <w:tcPr>
-            <w:tcW w:type="dxa" w:w="1728"/>
-          </w:tcPr>
-          <w:p>
-            <w:r>
-              <w:t>2026-05-25</w:t>
-            </w:r>
-          </w:p>
-        </w:tc>
-        <w:tc>
-          <w:tcPr>
-            <w:tcW w:type="dxa" w:w="1728"/>
-          </w:tcPr>
-          <w:p>
-            <w:r>
-              <w:t>At Risk</w:t>
-            </w:r>
-          </w:p>
-        </w:tc>
-        <w:tc>
-          <w:tcPr>
-            <w:tcW w:type="dxa" w:w="3168"/>
-          </w:tcPr>
-          <w:p>
-            <w:r>
-              <w:t>Forecast completion on 2026-06-08</w:t>
-            </w:r>
-          </w:p>
-        </w:tc>
-      </w:tr>
-      <w:tr>
-        <w:tc>
-          <w:tcPr>
-            <w:tcW w:type="dxa" w:w="3456"/>
-          </w:tcPr>
-          <w:p>
-            <w:r>
-              <w:t>Campus dashboard pilot</w:t>
-            </w:r>
-          </w:p>
-        </w:tc>
-        <w:tc>
-          <w:tcPr>
-            <w:tcW w:type="dxa" w:w="1728"/>
-          </w:tcPr>
-          <w:p>
-            <w:r>
-              <w:t>2026-07-10</w:t>
-            </w:r>
-          </w:p>
-        </w:tc>
-        <w:tc>
-          <w:tcPr>
-            <w:tcW w:type="dxa" w:w="1728"/>
-          </w:tcPr>
-          <w:p>
-            <w:r>
-              <w:t>At Risk</w:t>
-            </w:r>
-          </w:p>
-        </w:tc>
-        <w:tc>
-          <w:tcPr>
-            <w:tcW w:type="dxa" w:w="3168"/>
-          </w:tcPr>
-          <w:p>
-            <w:r>
-              <w:t>Dependent on metering data and Building A recovery</w:t>
+              <w:rPr>
+                <w:rFonts w:ascii="Calibri" w:hAnsi="Calibri"/>
+                <w:color w:val="0F172A"/>
+                <w:sz w:val="18"/>
+              </w:rPr>
+              <w:t>43%</w:t>
             </w:r>
           </w:p>
         </w:tc>
@@ -495,31 +954,12 @@
         <w:pStyle w:val="Heading1"/>
       </w:pPr>
       <w:r>
-        <w:t>Management Attention Points</w:t>
+        <w:t>Management decision</w:t>
       </w:r>
     </w:p>
     <w:p>
-      <w:pPr>
-        <w:pStyle w:val="ListBullet"/>
-      </w:pPr>
       <w:r>
-        <w:t>Validate whether the revised installation sequence protects the July dashboard pilot.</w:t>
-      </w:r>
-    </w:p>
-    <w:p>
-      <w:pPr>
-        <w:pStyle w:val="ListBullet"/>
-      </w:pPr>
-      <w:r>
-        <w:t>Review forecast cost variance against the approved baseline and agree mitigation.</w:t>
-      </w:r>
-    </w:p>
-    <w:p>
-      <w:pPr>
-        <w:pStyle w:val="ListBullet"/>
-      </w:pPr>
-      <w:r>
-        <w:t>Close the missing metering approval evidence before the next assurance checkpoint.</w:t>
+        <w:t>Approve the recovery shift and assign a due date for the overdue mitigation.</w:t>
       </w:r>
     </w:p>
     <w:p>
@@ -527,22 +967,65 @@
         <w:pStyle w:val="Heading1"/>
       </w:pPr>
       <w:r>
-        <w:t>Evidence Interpretation Notes</w:t>
+        <w:t>Evidence note</w:t>
       </w:r>
     </w:p>
     <w:p>
       <w:r>
-        <w:t>The report should be interpreted alongside the cost report, risk register, and issue log. The PMO should avoid treating any single indicator as definitive unless it is supported by the registers.</w:t>
+        <w:t>Read this report with the cost report, risk register, and issue log for the same reporting period. Where documents disagree, the PMO must verify the source before approving a report.</w:t>
       </w:r>
     </w:p>
     <w:sectPr>
+      <w:headerReference w:type="default" r:id="rId9"/>
+      <w:footerReference w:type="default" r:id="rId10"/>
       <w:pgSz w:w="12240" w:h="15840"/>
-      <w:pgMar w:top="1440" w:right="1800" w:bottom="1440" w:left="1800" w:header="720" w:footer="720" w:gutter="0"/>
+      <w:pgMar w:top="1440" w:right="1440" w:bottom="1440" w:left="1440" w:header="708" w:footer="708" w:gutter="0"/>
       <w:cols w:space="720"/>
       <w:docGrid w:linePitch="360"/>
     </w:sectPr>
   </w:body>
 </w:document>
+</file>
+
+<file path=word/footer1.xml><?xml version="1.0" encoding="utf-8"?>
+<w:ftr xmlns:m="http://schemas.openxmlformats.org/officeDocument/2006/math" xmlns:mc="http://schemas.openxmlformats.org/markup-compatibility/2006" xmlns:mo="http://schemas.microsoft.com/office/mac/office/2008/main" xmlns:mv="urn:schemas-microsoft-com:mac:vml" xmlns:o="urn:schemas-microsoft-com:office:office" xmlns:r="http://schemas.openxmlformats.org/officeDocument/2006/relationships" xmlns:v="urn:schemas-microsoft-com:vml" xmlns:w10="urn:schemas-microsoft-com:office:word" xmlns:w14="http://schemas.microsoft.com/office/word/2010/wordml" xmlns:w="http://schemas.openxmlformats.org/wordprocessingml/2006/main" xmlns:wne="http://schemas.microsoft.com/office/word/2006/wordml" xmlns:wp14="http://schemas.microsoft.com/office/word/2010/wordprocessingDrawing" xmlns:wp="http://schemas.openxmlformats.org/drawingml/2006/wordprocessingDrawing" xmlns:wpc="http://schemas.microsoft.com/office/word/2010/wordprocessingCanvas" xmlns:wpg="http://schemas.microsoft.com/office/word/2010/wordprocessingGroup" xmlns:wpi="http://schemas.microsoft.com/office/word/2010/wordprocessingInk" xmlns:wps="http://schemas.microsoft.com/office/word/2010/wordprocessingShape" mc:Ignorable="w14 wp14">
+  <w:p>
+    <w:pPr>
+      <w:pStyle w:val="Footer"/>
+      <w:jc w:val="right"/>
+    </w:pPr>
+    <w:r>
+      <w:rPr>
+        <w:rFonts w:ascii="Calibri" w:hAnsi="Calibri"/>
+        <w:color w:val="475569"/>
+        <w:sz w:val="18"/>
+      </w:rPr>
+      <w:t xml:space="preserve">Page </w:t>
+      <w:fldChar w:fldCharType="begin"/>
+      <w:instrText xml:space="preserve"> PAGE </w:instrText>
+      <w:fldChar w:fldCharType="end"/>
+    </w:r>
+  </w:p>
+</w:ftr>
+</file>
+
+<file path=word/header1.xml><?xml version="1.0" encoding="utf-8"?>
+<w:hdr xmlns:m="http://schemas.openxmlformats.org/officeDocument/2006/math" xmlns:mc="http://schemas.openxmlformats.org/markup-compatibility/2006" xmlns:mo="http://schemas.microsoft.com/office/mac/office/2008/main" xmlns:mv="urn:schemas-microsoft-com:mac:vml" xmlns:o="urn:schemas-microsoft-com:office:office" xmlns:r="http://schemas.openxmlformats.org/officeDocument/2006/relationships" xmlns:v="urn:schemas-microsoft-com:vml" xmlns:w10="urn:schemas-microsoft-com:office:word" xmlns:w14="http://schemas.microsoft.com/office/word/2010/wordml" xmlns:w="http://schemas.openxmlformats.org/wordprocessingml/2006/main" xmlns:wne="http://schemas.microsoft.com/office/word/2006/wordml" xmlns:wp14="http://schemas.microsoft.com/office/word/2010/wordprocessingDrawing" xmlns:wp="http://schemas.openxmlformats.org/drawingml/2006/wordprocessingDrawing" xmlns:wpc="http://schemas.microsoft.com/office/word/2010/wordprocessingCanvas" xmlns:wpg="http://schemas.microsoft.com/office/word/2010/wordprocessingGroup" xmlns:wpi="http://schemas.microsoft.com/office/word/2010/wordprocessingInk" xmlns:wps="http://schemas.microsoft.com/office/word/2010/wordprocessingShape" mc:Ignorable="w14 wp14">
+  <w:p>
+    <w:pPr>
+      <w:pStyle w:val="Header"/>
+      <w:jc w:val="left"/>
+    </w:pPr>
+    <w:r>
+      <w:rPr>
+        <w:rFonts w:ascii="Calibri" w:hAnsi="Calibri"/>
+        <w:color w:val="475569"/>
+        <w:sz w:val="18"/>
+      </w:rPr>
+      <w:t>X-Assurance demo evidence | Monthly progress report</w:t>
+    </w:r>
+  </w:p>
+</w:hdr>
 </file>
 
 <file path=word/numbering.xml><?xml version="1.0" encoding="utf-8"?>
@@ -908,9 +1391,13 @@
     <w:name w:val="Normal"/>
     <w:qFormat/>
     <w:rsid w:val="00FC693F"/>
+    <w:pPr>
+      <w:spacing w:before="0" w:after="120" w:line="264" w:lineRule="auto"/>
+    </w:pPr>
     <w:rPr>
-      <w:rFonts w:ascii="Arial" w:hAnsi="Arial"/>
-      <w:sz w:val="20"/>
+      <w:rFonts w:ascii="Calibri" w:hAnsi="Calibri"/>
+      <w:color w:val="0F172A"/>
+      <w:sz w:val="22"/>
     </w:rPr>
   </w:style>
   <w:style w:type="paragraph" w:styleId="Header">
@@ -968,14 +1455,14 @@
     <w:pPr>
       <w:keepNext/>
       <w:keepLines/>
-      <w:spacing w:before="480" w:after="0"/>
+      <w:spacing w:before="320" w:after="160"/>
       <w:outlineLvl w:val="0"/>
     </w:pPr>
     <w:rPr>
-      <w:rFonts w:asciiTheme="majorHAnsi" w:eastAsiaTheme="majorEastAsia" w:hAnsiTheme="majorHAnsi" w:cstheme="majorBidi" w:ascii="Arial" w:hAnsi="Arial"/>
+      <w:rFonts w:asciiTheme="majorHAnsi" w:eastAsiaTheme="majorEastAsia" w:hAnsiTheme="majorHAnsi" w:cstheme="majorBidi" w:ascii="Calibri" w:hAnsi="Calibri"/>
       <w:b/>
       <w:bCs/>
-      <w:color w:val="1F4E79"/>
+      <w:color w:val="1D4ED8"/>
       <w:sz w:val="32"/>
       <w:szCs w:val="28"/>
     </w:rPr>
@@ -992,15 +1479,15 @@
     <w:pPr>
       <w:keepNext/>
       <w:keepLines/>
-      <w:spacing w:before="200" w:after="0"/>
+      <w:spacing w:before="240" w:after="120"/>
       <w:outlineLvl w:val="1"/>
     </w:pPr>
     <w:rPr>
-      <w:rFonts w:asciiTheme="majorHAnsi" w:eastAsiaTheme="majorEastAsia" w:hAnsiTheme="majorHAnsi" w:cstheme="majorBidi" w:ascii="Arial" w:hAnsi="Arial"/>
+      <w:rFonts w:asciiTheme="majorHAnsi" w:eastAsiaTheme="majorEastAsia" w:hAnsiTheme="majorHAnsi" w:cstheme="majorBidi" w:ascii="Calibri" w:hAnsi="Calibri"/>
       <w:b/>
       <w:bCs/>
-      <w:color w:val="1F4E79"/>
-      <w:sz w:val="24"/>
+      <w:color w:val="1D4ED8"/>
+      <w:sz w:val="26"/>
       <w:szCs w:val="26"/>
     </w:rPr>
   </w:style>
@@ -1016,14 +1503,15 @@
     <w:pPr>
       <w:keepNext/>
       <w:keepLines/>
-      <w:spacing w:before="200" w:after="0"/>
+      <w:spacing w:before="160" w:after="80"/>
       <w:outlineLvl w:val="2"/>
     </w:pPr>
     <w:rPr>
-      <w:rFonts w:asciiTheme="majorHAnsi" w:eastAsiaTheme="majorEastAsia" w:hAnsiTheme="majorHAnsi" w:cstheme="majorBidi"/>
+      <w:rFonts w:asciiTheme="majorHAnsi" w:eastAsiaTheme="majorEastAsia" w:hAnsiTheme="majorHAnsi" w:cstheme="majorBidi" w:ascii="Calibri" w:hAnsi="Calibri"/>
       <w:b/>
       <w:bCs/>
-      <w:color w:val="4F81BD" w:themeColor="accent1"/>
+      <w:color w:val="1E3A5F"/>
+      <w:sz w:val="24"/>
     </w:rPr>
   </w:style>
   <w:style w:type="paragraph" w:styleId="Heading4">
